--- a/tillsyn/A 14677-2022 tillsynsbegäran.docx
+++ b/tillsyn/A 14677-2022 tillsynsbegäran.docx
@@ -2388,7 +2388,7 @@
     <w:r>
       <w:tab/>
       <w:tab/>
-      <w:t>2026-09-14</w:t>
+      <w:t>2026-09-15</w:t>
       <w:br/>
       <w:br/>
     </w:r>

--- a/tillsyn/A 14677-2022 tillsynsbegäran.docx
+++ b/tillsyn/A 14677-2022 tillsynsbegäran.docx
@@ -2388,7 +2388,7 @@
     <w:r>
       <w:tab/>
       <w:tab/>
-      <w:t>2026-09-15</w:t>
+      <w:t>2026-09-16</w:t>
       <w:br/>
       <w:br/>
     </w:r>

--- a/tillsyn/A 14677-2022 tillsynsbegäran.docx
+++ b/tillsyn/A 14677-2022 tillsynsbegäran.docx
@@ -22,7 +22,7 @@
       <w:r>
         <w:drawing>
           <wp:inline xmlns:a="http://schemas.openxmlformats.org/drawingml/2006/main" xmlns:pic="http://schemas.openxmlformats.org/drawingml/2006/picture">
-            <wp:extent cx="5486400" cy="3841222"/>
+            <wp:extent cx="5486400" cy="3904522"/>
             <wp:docPr id="1" name="Picture 1"/>
             <wp:cNvGraphicFramePr>
               <a:graphicFrameLocks noChangeAspect="1"/>
@@ -43,7 +43,7 @@
                   <pic:spPr>
                     <a:xfrm>
                       <a:off x="0" y="0"/>
-                      <a:ext cx="5486400" cy="3841222"/>
+                      <a:ext cx="5486400" cy="3904522"/>
                     </a:xfrm>
                     <a:prstGeom prst="rect"/>
                   </pic:spPr>
@@ -65,7 +65,7 @@
     </w:p>
     <w:p>
       <w:r>
-        <w:t>I och inom 11 meter från avverkningsanmälan finns fynd av 44 naturvårdsarter, varav 29 är rödlistade, 5 är fridlysta, 29 är typiska (T) och 12 är signalarter (S): blackticka (VU), garnlav (VU, T), gränsticka (VU, T), knärot (VU, T, §8), lappticka (VU, T), liten hornflikmossa (VU), mjölig dropplav (VU), mörk rödprick (VU), rostskinn (VU), Skeletocutis delicata (VU), skuggnål (VU), smalskaftslav (VU), ulltickeporing (VU), brunpudrad nållav (NT, T), doftskinn (NT, T), dropptaggsvamp (NT, T), gammelgransskål (NT, T), kolflarnlav (NT, T), liten svartspik (NT), lunglav (NT, T), rosenticka (NT, T), rynkskinn (NT, T), skogshare (NT), stjärntagging (NT, T), talltita (NT, §4), tretåig hackspett (NT, T, §4), ullticka (NT, T), violettgrå tagellav (NT, T), vitgrynig nållav (NT), barkkornlav (S, T), blodticka (S, T), bårdlav (S, T), gulnål (S, T), kornig nållav (S, T), luddlav (S, T), norrlandslav (S, T), rostfläck (S, T), skinnlav (S, T), stuplav (S, T), trådticka (S, T), vedticka (S, T), hultbräken (T), fläcknycklar (§8) och revlummer (§9). Se Figur 1.</w:t>
+        <w:t>I och inom 11 meter från avverkningsanmälan finns fynd av 45 naturvårdsarter, varav 30 är rödlistade, 5 är fridlysta, 30 är typiska (T) och 12 är signalarter (S): blackticka (VU), garnlav (VU, T), gränsticka (VU, T), knärot (VU, T, §8), lappticka (VU, T), liten hornflikmossa (VU), mjölig dropplav (VU), mörk rödprick (VU), rostskinn (VU), Skeletocutis delicata (VU), skuggnål (VU), smalskaftslav (VU), ulltickeporing (VU), brunpudrad nållav (NT, T), doftskinn (NT, T), dropptaggsvamp (NT, T), gammelgransskål (NT, T), kolflarnlav (NT, T), liten svartspik (NT), lunglav (NT, T), rosenticka (NT, T), rynkskinn (NT, T), skogshare (NT), stjärntagging (NT, T), talltita (NT, §4), tretåig hackspett (NT, T, §4), ullticka (NT, T), vedtrappmossa (NT, T), violettgrå tagellav (NT, T), vitgrynig nållav (NT), barkkornlav (S, T), blodticka (S, T), bårdlav (S, T), gulnål (S, T), kornig nållav (S, T), luddlav (S, T), norrlandslav (S, T), rostfläck (S, T), skinnlav (S, T), stuplav (S, T), trådticka (S, T), vedticka (S, T), hultbräken (T), fläcknycklar (§8) och revlummer (§9). Se Figur 1.</w:t>
       </w:r>
     </w:p>
     <w:p>
@@ -747,6 +747,26 @@
         <w:rPr>
           <w:b/>
         </w:rPr>
+        <w:t xml:space="preserve">Vedtrappmossa (NT) </w:t>
+      </w:r>
+      <w:r>
+        <w:t xml:space="preserve">växer på död ved, främst i gammal granskog. Den förekommer knappast alls i fjällnära barrskogar utan finns i skogslandskapet nedom fjällen och framför allt i landets södra delar är den en mycket bra signalart för barrnaturskog med höga naturvärden. Skogsavverkning och brist på grov död ved i skogen är de allvarligaste hoten och den överlever inte kalhyggesbruk. Lokaler med sluten granskog, tillräckligt stora för att säkerställa ett kontinuerligt tillskott på grova lågor, bör undantas från storskaligt skogsbruk. Vedtrappmossa är typisk art för </w:t>
+      </w:r>
+      <w:r>
+        <w:rPr>
+          <w:i/>
+        </w:rPr>
+        <w:t>9010 Taiga</w:t>
+      </w:r>
+      <w:r>
+        <w:t xml:space="preserve"> (SLU Artdatabanken, 2024).</w:t>
+      </w:r>
+    </w:p>
+    <w:p>
+      <w:r>
+        <w:rPr>
+          <w:b/>
+        </w:rPr>
         <w:t>Violettgrå tagellav (NT)</w:t>
       </w:r>
       <w:r>
@@ -1196,7 +1216,7 @@
     </w:p>
     <w:p>
       <w:r>
-        <w:t>Följande typiska arter har sina livsmiljöer och växtplatser i den avverkningsanmälda skogen: garnlav (VU, T), gränsticka (VU, T), knärot (VU, T, §8), lappticka (VU, T), brunpudrad nållav (NT, T), doftskinn (NT, T), dropptaggsvamp (NT, T), gammelgransskål (NT, T), kolflarnlav (NT, T), lunglav (NT, T), rosenticka (NT, T), rynkskinn (NT, T), stjärntagging (NT, T), tretåig hackspett (NT, T, §4), ullticka (NT, T), violettgrå tagellav (NT, T), barkkornlav (S, T), blodticka (S, T), bårdlav (S, T), gulnål (S, T), kornig nållav (S, T), luddlav (S, T), norrlandslav (S, T), rostfläck (S, T), skinnlav (S, T), stuplav (S, T), trådticka (S, T), vedticka (S, T) och hultbräken (T).</w:t>
+        <w:t>Följande typiska arter har sina livsmiljöer och växtplatser i den avverkningsanmälda skogen: garnlav (VU, T), gränsticka (VU, T), knärot (VU, T, §8), lappticka (VU, T), brunpudrad nållav (NT, T), doftskinn (NT, T), dropptaggsvamp (NT, T), gammelgransskål (NT, T), kolflarnlav (NT, T), lunglav (NT, T), rosenticka (NT, T), rynkskinn (NT, T), stjärntagging (NT, T), tretåig hackspett (NT, T, §4), ullticka (NT, T), vedtrappmossa (NT, T), violettgrå tagellav (NT, T), barkkornlav (S, T), blodticka (S, T), bårdlav (S, T), gulnål (S, T), kornig nållav (S, T), luddlav (S, T), norrlandslav (S, T), rostfläck (S, T), skinnlav (S, T), stuplav (S, T), trådticka (S, T), vedticka (S, T) och hultbräken (T).</w:t>
       </w:r>
     </w:p>
     <w:p>
@@ -2388,7 +2408,7 @@
     <w:r>
       <w:tab/>
       <w:tab/>
-      <w:t>2026-09-16</w:t>
+      <w:t>2026-09-17</w:t>
       <w:br/>
       <w:br/>
     </w:r>

--- a/tillsyn/A 14677-2022 tillsynsbegäran.docx
+++ b/tillsyn/A 14677-2022 tillsynsbegäran.docx
@@ -2408,7 +2408,7 @@
     <w:r>
       <w:tab/>
       <w:tab/>
-      <w:t>2026-09-17</w:t>
+      <w:t>2026-09-18</w:t>
       <w:br/>
       <w:br/>
     </w:r>

--- a/tillsyn/A 14677-2022 tillsynsbegäran.docx
+++ b/tillsyn/A 14677-2022 tillsynsbegäran.docx
@@ -2408,7 +2408,7 @@
     <w:r>
       <w:tab/>
       <w:tab/>
-      <w:t>2026-09-18</w:t>
+      <w:t>2026-09-19</w:t>
       <w:br/>
       <w:br/>
     </w:r>

--- a/tillsyn/A 14677-2022 tillsynsbegäran.docx
+++ b/tillsyn/A 14677-2022 tillsynsbegäran.docx
@@ -2408,7 +2408,7 @@
     <w:r>
       <w:tab/>
       <w:tab/>
-      <w:t>2026-09-19</w:t>
+      <w:t>2026-09-21</w:t>
       <w:br/>
       <w:br/>
     </w:r>

--- a/tillsyn/A 14677-2022 tillsynsbegäran.docx
+++ b/tillsyn/A 14677-2022 tillsynsbegäran.docx
@@ -2408,7 +2408,7 @@
     <w:r>
       <w:tab/>
       <w:tab/>
-      <w:t>2026-09-21</w:t>
+      <w:t>2026-09-23</w:t>
       <w:br/>
       <w:br/>
     </w:r>

--- a/tillsyn/A 14677-2022 tillsynsbegäran.docx
+++ b/tillsyn/A 14677-2022 tillsynsbegäran.docx
@@ -2408,7 +2408,7 @@
     <w:r>
       <w:tab/>
       <w:tab/>
-      <w:t>2026-09-23</w:t>
+      <w:t>2026-09-24</w:t>
       <w:br/>
       <w:br/>
     </w:r>

--- a/tillsyn/A 14677-2022 tillsynsbegäran.docx
+++ b/tillsyn/A 14677-2022 tillsynsbegäran.docx
@@ -2408,7 +2408,7 @@
     <w:r>
       <w:tab/>
       <w:tab/>
-      <w:t>2026-09-24</w:t>
+      <w:t>2026-09-25</w:t>
       <w:br/>
       <w:br/>
     </w:r>

--- a/tillsyn/A 14677-2022 tillsynsbegäran.docx
+++ b/tillsyn/A 14677-2022 tillsynsbegäran.docx
@@ -2408,7 +2408,7 @@
     <w:r>
       <w:tab/>
       <w:tab/>
-      <w:t>2026-09-25</w:t>
+      <w:t>2026-09-26</w:t>
       <w:br/>
       <w:br/>
     </w:r>

--- a/tillsyn/A 14677-2022 tillsynsbegäran.docx
+++ b/tillsyn/A 14677-2022 tillsynsbegäran.docx
@@ -2408,7 +2408,7 @@
     <w:r>
       <w:tab/>
       <w:tab/>
-      <w:t>2026-09-26</w:t>
+      <w:t>2026-09-27</w:t>
       <w:br/>
       <w:br/>
     </w:r>

--- a/tillsyn/A 14677-2022 tillsynsbegäran.docx
+++ b/tillsyn/A 14677-2022 tillsynsbegäran.docx
@@ -2408,7 +2408,7 @@
     <w:r>
       <w:tab/>
       <w:tab/>
-      <w:t>2026-09-27</w:t>
+      <w:t>2026-09-28</w:t>
       <w:br/>
       <w:br/>
     </w:r>

--- a/tillsyn/A 14677-2022 tillsynsbegäran.docx
+++ b/tillsyn/A 14677-2022 tillsynsbegäran.docx
@@ -2408,7 +2408,7 @@
     <w:r>
       <w:tab/>
       <w:tab/>
-      <w:t>2026-09-28</w:t>
+      <w:t>2026-09-29</w:t>
       <w:br/>
       <w:br/>
     </w:r>

--- a/tillsyn/A 14677-2022 tillsynsbegäran.docx
+++ b/tillsyn/A 14677-2022 tillsynsbegäran.docx
@@ -2408,7 +2408,7 @@
     <w:r>
       <w:tab/>
       <w:tab/>
-      <w:t>2026-09-29</w:t>
+      <w:t>2026-09-30</w:t>
       <w:br/>
       <w:br/>
     </w:r>

--- a/tillsyn/A 14677-2022 tillsynsbegäran.docx
+++ b/tillsyn/A 14677-2022 tillsynsbegäran.docx
@@ -2408,7 +2408,7 @@
     <w:r>
       <w:tab/>
       <w:tab/>
-      <w:t>2026-09-30</w:t>
+      <w:t>2026-10-01</w:t>
       <w:br/>
       <w:br/>
     </w:r>

--- a/tillsyn/A 14677-2022 tillsynsbegäran.docx
+++ b/tillsyn/A 14677-2022 tillsynsbegäran.docx
@@ -2408,7 +2408,7 @@
     <w:r>
       <w:tab/>
       <w:tab/>
-      <w:t>2026-10-01</w:t>
+      <w:t>2026-10-02</w:t>
       <w:br/>
       <w:br/>
     </w:r>

--- a/tillsyn/A 14677-2022 tillsynsbegäran.docx
+++ b/tillsyn/A 14677-2022 tillsynsbegäran.docx
@@ -2408,7 +2408,7 @@
     <w:r>
       <w:tab/>
       <w:tab/>
-      <w:t>2026-10-02</w:t>
+      <w:t>2026-10-03</w:t>
       <w:br/>
       <w:br/>
     </w:r>

--- a/tillsyn/A 14677-2022 tillsynsbegäran.docx
+++ b/tillsyn/A 14677-2022 tillsynsbegäran.docx
@@ -2408,7 +2408,7 @@
     <w:r>
       <w:tab/>
       <w:tab/>
-      <w:t>2026-10-03</w:t>
+      <w:t>2026-10-04</w:t>
       <w:br/>
       <w:br/>
     </w:r>

--- a/tillsyn/A 14677-2022 tillsynsbegäran.docx
+++ b/tillsyn/A 14677-2022 tillsynsbegäran.docx
@@ -2408,7 +2408,7 @@
     <w:r>
       <w:tab/>
       <w:tab/>
-      <w:t>2026-10-04</w:t>
+      <w:t>2026-10-05</w:t>
       <w:br/>
       <w:br/>
     </w:r>

--- a/tillsyn/A 14677-2022 tillsynsbegäran.docx
+++ b/tillsyn/A 14677-2022 tillsynsbegäran.docx
@@ -2408,7 +2408,7 @@
     <w:r>
       <w:tab/>
       <w:tab/>
-      <w:t>2026-10-05</w:t>
+      <w:t>2026-10-06</w:t>
       <w:br/>
       <w:br/>
     </w:r>

--- a/tillsyn/A 14677-2022 tillsynsbegäran.docx
+++ b/tillsyn/A 14677-2022 tillsynsbegäran.docx
@@ -2408,7 +2408,7 @@
     <w:r>
       <w:tab/>
       <w:tab/>
-      <w:t>2026-10-06</w:t>
+      <w:t>2026-10-07</w:t>
       <w:br/>
       <w:br/>
     </w:r>

--- a/tillsyn/A 14677-2022 tillsynsbegäran.docx
+++ b/tillsyn/A 14677-2022 tillsynsbegäran.docx
@@ -2408,7 +2408,7 @@
     <w:r>
       <w:tab/>
       <w:tab/>
-      <w:t>2026-10-07</w:t>
+      <w:t>2026-10-08</w:t>
       <w:br/>
       <w:br/>
     </w:r>

--- a/tillsyn/A 14677-2022 tillsynsbegäran.docx
+++ b/tillsyn/A 14677-2022 tillsynsbegäran.docx
@@ -2408,7 +2408,7 @@
     <w:r>
       <w:tab/>
       <w:tab/>
-      <w:t>2026-10-08</w:t>
+      <w:t>2026-10-09</w:t>
       <w:br/>
       <w:br/>
     </w:r>

--- a/tillsyn/A 14677-2022 tillsynsbegäran.docx
+++ b/tillsyn/A 14677-2022 tillsynsbegäran.docx
@@ -2408,7 +2408,7 @@
     <w:r>
       <w:tab/>
       <w:tab/>
-      <w:t>2026-10-09</w:t>
+      <w:t>2026-10-10</w:t>
       <w:br/>
       <w:br/>
     </w:r>

--- a/tillsyn/A 14677-2022 tillsynsbegäran.docx
+++ b/tillsyn/A 14677-2022 tillsynsbegäran.docx
@@ -2408,7 +2408,7 @@
     <w:r>
       <w:tab/>
       <w:tab/>
-      <w:t>2026-10-10</w:t>
+      <w:t>2026-10-11</w:t>
       <w:br/>
       <w:br/>
     </w:r>

--- a/tillsyn/A 14677-2022 tillsynsbegäran.docx
+++ b/tillsyn/A 14677-2022 tillsynsbegäran.docx
@@ -2408,7 +2408,7 @@
     <w:r>
       <w:tab/>
       <w:tab/>
-      <w:t>2026-10-11</w:t>
+      <w:t>2026-10-12</w:t>
       <w:br/>
       <w:br/>
     </w:r>

--- a/tillsyn/A 14677-2022 tillsynsbegäran.docx
+++ b/tillsyn/A 14677-2022 tillsynsbegäran.docx
@@ -2408,7 +2408,7 @@
     <w:r>
       <w:tab/>
       <w:tab/>
-      <w:t>2026-10-12</w:t>
+      <w:t>2026-10-13</w:t>
       <w:br/>
       <w:br/>
     </w:r>

--- a/tillsyn/A 14677-2022 tillsynsbegäran.docx
+++ b/tillsyn/A 14677-2022 tillsynsbegäran.docx
@@ -2408,7 +2408,7 @@
     <w:r>
       <w:tab/>
       <w:tab/>
-      <w:t>2026-10-13</w:t>
+      <w:t>2026-10-14</w:t>
       <w:br/>
       <w:br/>
     </w:r>

--- a/tillsyn/A 14677-2022 tillsynsbegäran.docx
+++ b/tillsyn/A 14677-2022 tillsynsbegäran.docx
@@ -2408,7 +2408,7 @@
     <w:r>
       <w:tab/>
       <w:tab/>
-      <w:t>2026-10-14</w:t>
+      <w:t>2026-10-15</w:t>
       <w:br/>
       <w:br/>
     </w:r>

--- a/tillsyn/A 14677-2022 tillsynsbegäran.docx
+++ b/tillsyn/A 14677-2022 tillsynsbegäran.docx
@@ -2408,7 +2408,7 @@
     <w:r>
       <w:tab/>
       <w:tab/>
-      <w:t>2026-10-15</w:t>
+      <w:t>2026-10-16</w:t>
       <w:br/>
       <w:br/>
     </w:r>

--- a/tillsyn/A 14677-2022 tillsynsbegäran.docx
+++ b/tillsyn/A 14677-2022 tillsynsbegäran.docx
@@ -2408,7 +2408,7 @@
     <w:r>
       <w:tab/>
       <w:tab/>
-      <w:t>2026-10-16</w:t>
+      <w:t>2026-10-17</w:t>
       <w:br/>
       <w:br/>
     </w:r>

--- a/tillsyn/A 14677-2022 tillsynsbegäran.docx
+++ b/tillsyn/A 14677-2022 tillsynsbegäran.docx
@@ -2408,7 +2408,7 @@
     <w:r>
       <w:tab/>
       <w:tab/>
-      <w:t>2026-10-17</w:t>
+      <w:t>2026-10-18</w:t>
       <w:br/>
       <w:br/>
     </w:r>

--- a/tillsyn/A 14677-2022 tillsynsbegäran.docx
+++ b/tillsyn/A 14677-2022 tillsynsbegäran.docx
@@ -2408,7 +2408,7 @@
     <w:r>
       <w:tab/>
       <w:tab/>
-      <w:t>2026-10-18</w:t>
+      <w:t>2026-10-19</w:t>
       <w:br/>
       <w:br/>
     </w:r>

--- a/tillsyn/A 14677-2022 tillsynsbegäran.docx
+++ b/tillsyn/A 14677-2022 tillsynsbegäran.docx
@@ -2408,7 +2408,7 @@
     <w:r>
       <w:tab/>
       <w:tab/>
-      <w:t>2026-10-19</w:t>
+      <w:t>2026-10-20</w:t>
       <w:br/>
       <w:br/>
     </w:r>

--- a/tillsyn/A 14677-2022 tillsynsbegäran.docx
+++ b/tillsyn/A 14677-2022 tillsynsbegäran.docx
@@ -2408,7 +2408,7 @@
     <w:r>
       <w:tab/>
       <w:tab/>
-      <w:t>2026-10-20</w:t>
+      <w:t>2026-10-21</w:t>
       <w:br/>
       <w:br/>
     </w:r>

--- a/tillsyn/A 14677-2022 tillsynsbegäran.docx
+++ b/tillsyn/A 14677-2022 tillsynsbegäran.docx
@@ -2408,7 +2408,7 @@
     <w:r>
       <w:tab/>
       <w:tab/>
-      <w:t>2026-10-21</w:t>
+      <w:t>2026-10-22</w:t>
       <w:br/>
       <w:br/>
     </w:r>

--- a/tillsyn/A 14677-2022 tillsynsbegäran.docx
+++ b/tillsyn/A 14677-2022 tillsynsbegäran.docx
@@ -2408,7 +2408,7 @@
     <w:r>
       <w:tab/>
       <w:tab/>
-      <w:t>2026-10-22</w:t>
+      <w:t>2026-10-23</w:t>
       <w:br/>
       <w:br/>
     </w:r>

--- a/tillsyn/A 14677-2022 tillsynsbegäran.docx
+++ b/tillsyn/A 14677-2022 tillsynsbegäran.docx
@@ -2408,7 +2408,7 @@
     <w:r>
       <w:tab/>
       <w:tab/>
-      <w:t>2026-10-23</w:t>
+      <w:t>2026-10-24</w:t>
       <w:br/>
       <w:br/>
     </w:r>

--- a/tillsyn/A 14677-2022 tillsynsbegäran.docx
+++ b/tillsyn/A 14677-2022 tillsynsbegäran.docx
@@ -2408,7 +2408,7 @@
     <w:r>
       <w:tab/>
       <w:tab/>
-      <w:t>2026-10-24</w:t>
+      <w:t>2026-10-25</w:t>
       <w:br/>
       <w:br/>
     </w:r>

--- a/tillsyn/A 14677-2022 tillsynsbegäran.docx
+++ b/tillsyn/A 14677-2022 tillsynsbegäran.docx
@@ -2408,7 +2408,7 @@
     <w:r>
       <w:tab/>
       <w:tab/>
-      <w:t>2026-10-25</w:t>
+      <w:t>2026-10-26</w:t>
       <w:br/>
       <w:br/>
     </w:r>

--- a/tillsyn/A 14677-2022 tillsynsbegäran.docx
+++ b/tillsyn/A 14677-2022 tillsynsbegäran.docx
@@ -2408,7 +2408,7 @@
     <w:r>
       <w:tab/>
       <w:tab/>
-      <w:t>2026-10-26</w:t>
+      <w:t>2026-10-27</w:t>
       <w:br/>
       <w:br/>
     </w:r>

--- a/tillsyn/A 14677-2022 tillsynsbegäran.docx
+++ b/tillsyn/A 14677-2022 tillsynsbegäran.docx
@@ -2408,7 +2408,7 @@
     <w:r>
       <w:tab/>
       <w:tab/>
-      <w:t>2026-10-27</w:t>
+      <w:t>2026-10-28</w:t>
       <w:br/>
       <w:br/>
     </w:r>

--- a/tillsyn/A 14677-2022 tillsynsbegäran.docx
+++ b/tillsyn/A 14677-2022 tillsynsbegäran.docx
@@ -2408,7 +2408,7 @@
     <w:r>
       <w:tab/>
       <w:tab/>
-      <w:t>2026-10-28</w:t>
+      <w:t>2026-10-29</w:t>
       <w:br/>
       <w:br/>
     </w:r>

--- a/tillsyn/A 14677-2022 tillsynsbegäran.docx
+++ b/tillsyn/A 14677-2022 tillsynsbegäran.docx
@@ -22,7 +22,7 @@
       <w:r>
         <w:drawing>
           <wp:inline xmlns:a="http://schemas.openxmlformats.org/drawingml/2006/main" xmlns:pic="http://schemas.openxmlformats.org/drawingml/2006/picture">
-            <wp:extent cx="5486400" cy="3904522"/>
+            <wp:extent cx="5486400" cy="3900590"/>
             <wp:docPr id="1" name="Picture 1"/>
             <wp:cNvGraphicFramePr>
               <a:graphicFrameLocks noChangeAspect="1"/>
@@ -43,7 +43,7 @@
                   <pic:spPr>
                     <a:xfrm>
                       <a:off x="0" y="0"/>
-                      <a:ext cx="5486400" cy="3904522"/>
+                      <a:ext cx="5486400" cy="3900590"/>
                     </a:xfrm>
                     <a:prstGeom prst="rect"/>
                   </pic:spPr>
@@ -2408,7 +2408,7 @@
     <w:r>
       <w:tab/>
       <w:tab/>
-      <w:t>2026-10-29</w:t>
+      <w:t>2026-10-31</w:t>
       <w:br/>
       <w:br/>
     </w:r>
